--- a/resources/CV_Yaqin_Hasan.docx
+++ b/resources/CV_Yaqin_Hasan.docx
@@ -5,6 +5,120 @@
     <w:p>
       <w:pPr>
         <w:pStyle w:val="Title"/>
+        <w:tabs>
+          <w:tab w:val="left" w:leader="none" w:pos="0"/>
+        </w:tabs>
+        <w:spacing w:line="240" w:lineRule="auto"/>
+        <w:ind w:left="0" w:right="0" w:firstLine="0"/>
+        <w:rPr>
+          <w:sz w:val="48"/>
+          <w:szCs w:val="48"/>
+        </w:rPr>
+        <w:sectPr>
+          <w:pgSz w:h="15840" w:w="12240" w:orient="portrait"/>
+          <w:pgMar w:bottom="720" w:top="720" w:left="720" w:right="720" w:header="0" w:footer="720"/>
+          <w:pgNumType w:start="1"/>
+          <w:cols w:equalWidth="0" w:num="1">
+            <w:col w:space="0" w:w="10800"/>
+          </w:cols>
+        </w:sectPr>
+      </w:pPr>
+      <w:bookmarkStart w:colFirst="0" w:colLast="0" w:name="_5x0d5h95i329" w:id="0"/>
+      <w:bookmarkEnd w:id="0"/>
+      <w:r>
+        <w:rPr>
+          <w:sz w:val="48"/>
+          <w:szCs w:val="48"/>
+          <w:rtl w:val="0"/>
+        </w:rPr>
+        <w:t xml:space="preserve">Yaqin Hasan</w:t>
+      </w:r>
+    </w:p>
+    <w:p>
+      <w:pPr>
+        <w:pStyle w:val="Subtitle"/>
+        <w:tabs>
+          <w:tab w:val="right" w:leader="none" w:pos="10800"/>
+        </w:tabs>
+        <w:ind w:right="0"/>
+        <w:jc w:val="right"/>
+        <w:rPr>
+          <w:sz w:val="24"/>
+          <w:szCs w:val="24"/>
+        </w:rPr>
+      </w:pPr>
+      <w:bookmarkStart w:colFirst="0" w:colLast="0" w:name="_indavzceky9x" w:id="1"/>
+      <w:bookmarkEnd w:id="1"/>
+      <w:r>
+        <w:rPr>
+          <w:rFonts w:ascii="Roboto Mono" w:cs="Roboto Mono" w:eastAsia="Roboto Mono" w:hAnsi="Roboto Mono"/>
+          <w:color w:val="000000"/>
+          <w:rtl w:val="0"/>
+        </w:rPr>
+        <w:t xml:space="preserve">Website:</w:t>
+      </w:r>
+      <w:r>
+        <w:rPr>
+          <w:rFonts w:ascii="Roboto Mono" w:cs="Roboto Mono" w:eastAsia="Roboto Mono" w:hAnsi="Roboto Mono"/>
+          <w:rtl w:val="0"/>
+        </w:rPr>
+        <w:t xml:space="preserve"> </w:t>
+      </w:r>
+      <w:r>
+        <w:rPr>
+          <w:rFonts w:ascii="Roboto Mono" w:cs="Roboto Mono" w:eastAsia="Roboto Mono" w:hAnsi="Roboto Mono"/>
+          <w:rtl w:val="0"/>
+        </w:rPr>
+        <w:t xml:space="preserve">yaqinhasan.com</w:t>
+      </w:r>
+      <w:r>
+        <w:rPr>
+          <w:rtl w:val="0"/>
+        </w:rPr>
+      </w:r>
+    </w:p>
+    <w:p>
+      <w:pPr>
+        <w:pStyle w:val="Subtitle"/>
+        <w:ind w:right="0"/>
+        <w:jc w:val="right"/>
+        <w:rPr/>
+        <w:sectPr>
+          <w:type w:val="continuous"/>
+          <w:pgSz w:h="15840" w:w="12240" w:orient="portrait"/>
+          <w:pgMar w:bottom="720" w:top="720" w:left="720" w:right="720" w:header="0" w:footer="720"/>
+          <w:cols w:equalWidth="0" w:num="1">
+            <w:col w:space="0" w:w="10800"/>
+          </w:cols>
+        </w:sectPr>
+      </w:pPr>
+      <w:bookmarkStart w:colFirst="0" w:colLast="0" w:name="_7v3k6sjzpe4o" w:id="2"/>
+      <w:bookmarkEnd w:id="2"/>
+      <w:r>
+        <w:rPr>
+          <w:color w:val="000000"/>
+          <w:sz w:val="24"/>
+          <w:szCs w:val="24"/>
+          <w:rtl w:val="0"/>
+        </w:rPr>
+        <w:t xml:space="preserve">Email:</w:t>
+      </w:r>
+      <w:r>
+        <w:rPr>
+          <w:sz w:val="24"/>
+          <w:szCs w:val="24"/>
+          <w:rtl w:val="0"/>
+        </w:rPr>
+        <w:t xml:space="preserve"> yaqin.k.hasan@gmail.com</w:t>
+      </w:r>
+      <w:r>
+        <w:rPr>
+          <w:rtl w:val="0"/>
+        </w:rPr>
+      </w:r>
+    </w:p>
+    <w:p>
+      <w:pPr>
         <w:pageBreakBefore w:val="0"/>
         <w:pBdr>
           <w:top w:space="0" w:sz="0" w:val="nil"/>
@@ -14,82 +128,25 @@
           <w:between w:space="0" w:sz="0" w:val="nil"/>
         </w:pBdr>
         <w:shd w:fill="auto" w:val="clear"/>
-        <w:spacing w:before="0" w:lineRule="auto"/>
-        <w:ind w:right="-1800"/>
-        <w:jc w:val="right"/>
-        <w:rPr>
-          <w:rFonts w:ascii="Roboto Mono" w:cs="Roboto Mono" w:eastAsia="Roboto Mono" w:hAnsi="Roboto Mono"/>
-          <w:b w:val="1"/>
-        </w:rPr>
-      </w:pPr>
-      <w:bookmarkStart w:colFirst="0" w:colLast="0" w:name="_5x0d5h95i329" w:id="0"/>
-      <w:bookmarkEnd w:id="0"/>
-      <w:r>
-        <w:rPr>
-          <w:rFonts w:ascii="Roboto Mono" w:cs="Roboto Mono" w:eastAsia="Roboto Mono" w:hAnsi="Roboto Mono"/>
-          <w:b w:val="1"/>
-          <w:rtl w:val="0"/>
-        </w:rPr>
-        <w:t xml:space="preserve">Yaqin Hasan</w:t>
-      </w:r>
-    </w:p>
-    <w:p>
-      <w:pPr>
-        <w:pStyle w:val="Heading1"/>
-        <w:spacing w:after="0" w:before="0" w:lineRule="auto"/>
-        <w:ind w:right="-1800"/>
-        <w:rPr>
-          <w:rFonts w:ascii="Roboto Mono SemiBold" w:cs="Roboto Mono SemiBold" w:eastAsia="Roboto Mono SemiBold" w:hAnsi="Roboto Mono SemiBold"/>
-          <w:b w:val="0"/>
-        </w:rPr>
-      </w:pPr>
-      <w:bookmarkStart w:colFirst="0" w:colLast="0" w:name="_r0wp0qipvb91" w:id="1"/>
-      <w:bookmarkEnd w:id="1"/>
-      <w:r>
-        <w:rPr>
-          <w:rFonts w:ascii="Roboto Mono SemiBold" w:cs="Roboto Mono SemiBold" w:eastAsia="Roboto Mono SemiBold" w:hAnsi="Roboto Mono SemiBold"/>
-          <w:b w:val="0"/>
-          <w:rtl w:val="0"/>
-        </w:rPr>
-        <w:t xml:space="preserve">yaqinhasan.com</w:t>
-      </w:r>
-    </w:p>
-    <w:p>
-      <w:pPr>
-        <w:spacing w:before="0" w:lineRule="auto"/>
-        <w:ind w:right="-1800"/>
-        <w:rPr>
-          <w:rFonts w:ascii="Roboto Mono" w:cs="Roboto Mono" w:eastAsia="Roboto Mono" w:hAnsi="Roboto Mono"/>
-        </w:rPr>
-      </w:pPr>
-      <w:r>
-        <w:rPr>
-          <w:rFonts w:ascii="Roboto Mono" w:cs="Roboto Mono" w:eastAsia="Roboto Mono" w:hAnsi="Roboto Mono"/>
-          <w:rtl w:val="0"/>
-        </w:rPr>
-        <w:t xml:space="preserve">yaqin.k.hasan@gmail.com</w:t>
-      </w:r>
-    </w:p>
-    <w:p>
-      <w:pPr>
-        <w:spacing w:before="0" w:lineRule="auto"/>
-        <w:ind w:right="-1800"/>
-        <w:rPr>
-          <w:rFonts w:ascii="Roboto Mono" w:cs="Roboto Mono" w:eastAsia="Roboto Mono" w:hAnsi="Roboto Mono"/>
-        </w:rPr>
-        <w:sectPr>
-          <w:headerReference r:id="rId6" w:type="default"/>
-          <w:pgSz w:h="15840" w:w="12240" w:orient="portrait"/>
-          <w:pgMar w:bottom="720" w:top="720" w:left="1440" w:right="3240" w:header="0" w:footer="720"/>
-          <w:pgNumType w:start="1"/>
-        </w:sectPr>
-      </w:pPr>
-      <w:r>
-        <w:rPr>
-          <w:rFonts w:ascii="Roboto Mono" w:cs="Roboto Mono" w:eastAsia="Roboto Mono" w:hAnsi="Roboto Mono"/>
-          <w:rtl w:val="0"/>
-        </w:rPr>
-        <w:t xml:space="preserve">+44 74 596 16935</w:t>
+        <w:spacing w:line="240" w:lineRule="auto"/>
+        <w:ind w:left="0" w:right="0" w:firstLine="0"/>
+        <w:rPr>
+          <w:rFonts w:ascii="Noto Sans" w:cs="Noto Sans" w:eastAsia="Noto Sans" w:hAnsi="Noto Sans"/>
+        </w:rPr>
+      </w:pPr>
+      <w:r>
+        <w:rPr>
+          <w:rFonts w:ascii="Noto Sans" w:cs="Noto Sans" w:eastAsia="Noto Sans" w:hAnsi="Noto Sans"/>
+          <w:rtl w:val="0"/>
+        </w:rPr>
+        <w:t xml:space="preserve">    </w:t>
+      </w:r>
+      <w:r>
+        <w:rPr>
+          <w:rFonts w:ascii="Noto Sans" w:cs="Noto Sans" w:eastAsia="Noto Sans" w:hAnsi="Noto Sans"/>
+          <w:rtl w:val="0"/>
+        </w:rPr>
+        <w:t xml:space="preserve">I am a 20 year old computer science graduate with solid software engineering skills in multiple popular languages and frameworks. I am quick to learn and eager to develop new skills in a challenging yet stimulating work environment.  </w:t>
       </w:r>
     </w:p>
     <w:p>
@@ -103,49 +160,39 @@
           <w:between w:space="0" w:sz="0" w:val="nil"/>
         </w:pBdr>
         <w:shd w:fill="auto" w:val="clear"/>
-        <w:ind w:right="-1800" w:firstLine="720"/>
-        <w:rPr>
-          <w:rFonts w:ascii="Roboto" w:cs="Roboto" w:eastAsia="Roboto" w:hAnsi="Roboto"/>
-          <w:sz w:val="24"/>
-          <w:szCs w:val="24"/>
-        </w:rPr>
-      </w:pPr>
-      <w:r>
-        <w:rPr>
-          <w:rFonts w:ascii="Roboto" w:cs="Roboto" w:eastAsia="Roboto" w:hAnsi="Roboto"/>
-          <w:sz w:val="24"/>
-          <w:szCs w:val="24"/>
-          <w:rtl w:val="0"/>
-        </w:rPr>
-        <w:t xml:space="preserve">I am a 20 year old computer science graduate with robust software engineering skills in a diverse variety of popular languages and experience with a broad suite of industry standard development tools. </w:t>
-      </w:r>
-    </w:p>
-    <w:p>
-      <w:pPr>
-        <w:pageBreakBefore w:val="0"/>
-        <w:pBdr>
-          <w:top w:space="0" w:sz="0" w:val="nil"/>
-          <w:left w:space="0" w:sz="0" w:val="nil"/>
-          <w:bottom w:space="0" w:sz="0" w:val="nil"/>
-          <w:right w:space="0" w:sz="0" w:val="nil"/>
-          <w:between w:space="0" w:sz="0" w:val="nil"/>
-        </w:pBdr>
-        <w:shd w:fill="auto" w:val="clear"/>
-        <w:ind w:right="-1800" w:firstLine="720"/>
-        <w:rPr>
-          <w:rFonts w:ascii="Roboto" w:cs="Roboto" w:eastAsia="Roboto" w:hAnsi="Roboto"/>
-          <w:sz w:val="24"/>
-          <w:szCs w:val="24"/>
-        </w:rPr>
-      </w:pPr>
-      <w:r>
-        <w:rPr>
-          <w:rFonts w:ascii="Roboto" w:cs="Roboto" w:eastAsia="Roboto" w:hAnsi="Roboto"/>
-          <w:sz w:val="24"/>
-          <w:szCs w:val="24"/>
-          <w:rtl w:val="0"/>
-        </w:rPr>
-        <w:t xml:space="preserve">I am quick to learn and eager to develop new skills. I am looking to apply myself practically and earn experience in a challenging yet stimulating work environment.</w:t>
+        <w:spacing w:line="240" w:lineRule="auto"/>
+        <w:ind w:left="0" w:right="0" w:firstLine="0"/>
+        <w:jc w:val="center"/>
+        <w:rPr>
+          <w:rFonts w:ascii="JetBrains Mono" w:cs="JetBrains Mono" w:eastAsia="JetBrains Mono" w:hAnsi="JetBrains Mono"/>
+          <w:b w:val="1"/>
+        </w:rPr>
+      </w:pPr>
+      <w:r>
+        <w:rPr>
+          <w:rFonts w:ascii="Noto Sans" w:cs="Noto Sans" w:eastAsia="Noto Sans" w:hAnsi="Noto Sans"/>
+          <w:b w:val="1"/>
+          <w:sz w:val="20"/>
+          <w:szCs w:val="20"/>
+          <w:rtl w:val="0"/>
+        </w:rPr>
+        <w:tab/>
+        <w:t xml:space="preserve">Please check</w:t>
+      </w:r>
+      <w:r>
+        <w:rPr>
+          <w:rFonts w:ascii="Noto Sans" w:cs="Noto Sans" w:eastAsia="Noto Sans" w:hAnsi="Noto Sans"/>
+          <w:b w:val="1"/>
+          <w:sz w:val="20"/>
+          <w:szCs w:val="20"/>
+          <w:rtl w:val="0"/>
+        </w:rPr>
+        <w:t xml:space="preserve"> out my website on the top right of this page for links to my Github and Linkedin profiles as well as a detailed explanation of my projects. </w:t>
+      </w:r>
+      <w:r>
+        <w:pict>
+          <v:rect style="width:0.0pt;height:1.5pt" o:hr="t" o:hrstd="t" o:hralign="center" fillcolor="#A0A0A0" stroked="f"/>
+        </w:pict>
       </w:r>
       <w:r>
         <w:rPr>
@@ -168,34 +215,466 @@
         </w:pBdr>
         <w:shd w:fill="auto" w:val="clear"/>
         <w:spacing w:after="200" w:before="200" w:line="240" w:lineRule="auto"/>
-        <w:ind w:right="-1800"/>
-        <w:rPr>
-          <w:rFonts w:ascii="Roboto Mono SemiBold" w:cs="Roboto Mono SemiBold" w:eastAsia="Roboto Mono SemiBold" w:hAnsi="Roboto Mono SemiBold"/>
-          <w:b w:val="0"/>
+        <w:ind w:left="0" w:right="0" w:firstLine="0"/>
+        <w:rPr>
+          <w:rFonts w:ascii="JetBrains Mono" w:cs="JetBrains Mono" w:eastAsia="JetBrains Mono" w:hAnsi="JetBrains Mono"/>
+          <w:b w:val="1"/>
           <w:color w:val="53bb84"/>
+          <w:sz w:val="32"/>
+          <w:szCs w:val="32"/>
+        </w:rPr>
+      </w:pPr>
+      <w:bookmarkStart w:colFirst="0" w:colLast="0" w:name="_5sh58lh512k2" w:id="3"/>
+      <w:bookmarkEnd w:id="3"/>
+      <w:r>
+        <w:rPr>
+          <w:rFonts w:ascii="JetBrains Mono" w:cs="JetBrains Mono" w:eastAsia="JetBrains Mono" w:hAnsi="JetBrains Mono"/>
+          <w:b w:val="1"/>
           <w:sz w:val="28"/>
           <w:szCs w:val="28"/>
-        </w:rPr>
-      </w:pPr>
-      <w:bookmarkStart w:colFirst="0" w:colLast="0" w:name="_5sh58lh512k2" w:id="2"/>
-      <w:bookmarkEnd w:id="2"/>
-      <w:r>
-        <w:rPr>
-          <w:rFonts w:ascii="Roboto Mono SemiBold" w:cs="Roboto Mono SemiBold" w:eastAsia="Roboto Mono SemiBold" w:hAnsi="Roboto Mono SemiBold"/>
+          <w:rtl w:val="0"/>
+        </w:rPr>
+        <w:t xml:space="preserve">Education</w:t>
+      </w:r>
+      <w:r>
+        <w:rPr>
+          <w:rtl w:val="0"/>
+        </w:rPr>
+      </w:r>
+    </w:p>
+    <w:p>
+      <w:pPr>
+        <w:pStyle w:val="Heading1"/>
+        <w:spacing w:line="240" w:lineRule="auto"/>
+        <w:ind w:left="0" w:right="0" w:firstLine="0"/>
+        <w:rPr>
+          <w:u w:val="single"/>
+        </w:rPr>
+      </w:pPr>
+      <w:bookmarkStart w:colFirst="0" w:colLast="0" w:name="_mu43qcboozqe" w:id="4"/>
+      <w:bookmarkEnd w:id="4"/>
+      <w:r>
+        <w:rPr>
+          <w:rtl w:val="0"/>
+        </w:rPr>
+        <w:t xml:space="preserve">  </w:t>
+      </w:r>
+      <w:r>
+        <w:rPr>
+          <w:u w:val="single"/>
+          <w:rtl w:val="0"/>
+        </w:rPr>
+        <w:t xml:space="preserve">University of Southampton</w:t>
+      </w:r>
+    </w:p>
+    <w:p>
+      <w:pPr>
+        <w:pStyle w:val="Heading2"/>
+        <w:keepNext w:val="0"/>
+        <w:keepLines w:val="0"/>
+        <w:rPr>
+          <w:rFonts w:ascii="JetBrains Mono" w:cs="JetBrains Mono" w:eastAsia="JetBrains Mono" w:hAnsi="JetBrains Mono"/>
+          <w:i w:val="1"/>
+          <w:color w:val="434343"/>
+          <w:sz w:val="20"/>
+          <w:szCs w:val="20"/>
+        </w:rPr>
+      </w:pPr>
+      <w:bookmarkStart w:colFirst="0" w:colLast="0" w:name="_gcnvrnaqe77d" w:id="5"/>
+      <w:bookmarkEnd w:id="5"/>
+      <w:r>
+        <w:rPr>
+          <w:rtl w:val="0"/>
+        </w:rPr>
+        <w:t xml:space="preserve">    </w:t>
+      </w:r>
+      <w:r>
+        <w:rPr>
+          <w:rtl w:val="0"/>
+        </w:rPr>
+        <w:t xml:space="preserve">BSc Computer Science - Second Class Honours 2020 - 2023</w:t>
+      </w:r>
+      <w:r>
+        <w:rPr>
+          <w:rtl w:val="0"/>
+        </w:rPr>
+      </w:r>
+    </w:p>
+    <w:p>
+      <w:pPr>
+        <w:pageBreakBefore w:val="0"/>
+        <w:numPr>
+          <w:ilvl w:val="0"/>
+          <w:numId w:val="1"/>
+        </w:numPr>
+        <w:pBdr>
+          <w:top w:space="0" w:sz="0" w:val="nil"/>
+          <w:left w:space="0" w:sz="0" w:val="nil"/>
+          <w:bottom w:space="0" w:sz="0" w:val="nil"/>
+          <w:right w:space="0" w:sz="0" w:val="nil"/>
+          <w:between w:space="0" w:sz="0" w:val="nil"/>
+        </w:pBdr>
+        <w:shd w:fill="auto" w:val="clear"/>
+        <w:spacing w:before="120" w:line="240" w:lineRule="auto"/>
+        <w:ind w:left="720" w:right="0" w:hanging="360"/>
+        <w:rPr>
+          <w:rFonts w:ascii="Noto Sans" w:cs="Noto Sans" w:eastAsia="Noto Sans" w:hAnsi="Noto Sans"/>
+        </w:rPr>
+      </w:pPr>
+      <w:r>
+        <w:rPr>
+          <w:rFonts w:ascii="Noto Sans" w:cs="Noto Sans" w:eastAsia="Noto Sans" w:hAnsi="Noto Sans"/>
+          <w:rtl w:val="0"/>
+        </w:rPr>
+        <w:t xml:space="preserve">Including software engineering modules in Java and C, including group projects done using AGILE principles, MVC design pattern, and Git VCS. </w:t>
+      </w:r>
+    </w:p>
+    <w:p>
+      <w:pPr>
+        <w:pageBreakBefore w:val="0"/>
+        <w:numPr>
+          <w:ilvl w:val="0"/>
+          <w:numId w:val="1"/>
+        </w:numPr>
+        <w:pBdr>
+          <w:top w:space="0" w:sz="0" w:val="nil"/>
+          <w:left w:space="0" w:sz="0" w:val="nil"/>
+          <w:bottom w:space="0" w:sz="0" w:val="nil"/>
+          <w:right w:space="0" w:sz="0" w:val="nil"/>
+          <w:between w:space="0" w:sz="0" w:val="nil"/>
+        </w:pBdr>
+        <w:shd w:fill="auto" w:val="clear"/>
+        <w:spacing w:after="0" w:before="120" w:line="240" w:lineRule="auto"/>
+        <w:ind w:left="720" w:right="0" w:hanging="360"/>
+        <w:rPr>
+          <w:rFonts w:ascii="Noto Sans" w:cs="Noto Sans" w:eastAsia="Noto Sans" w:hAnsi="Noto Sans"/>
+        </w:rPr>
+      </w:pPr>
+      <w:r>
+        <w:rPr>
+          <w:rFonts w:ascii="Noto Sans" w:cs="Noto Sans" w:eastAsia="Noto Sans" w:hAnsi="Noto Sans"/>
+          <w:rtl w:val="0"/>
+        </w:rPr>
+        <w:t xml:space="preserve">Including modules covering programming language theory, compiler design and assembly programming. </w:t>
+      </w:r>
+    </w:p>
+    <w:p>
+      <w:pPr>
+        <w:pageBreakBefore w:val="0"/>
+        <w:numPr>
+          <w:ilvl w:val="0"/>
+          <w:numId w:val="1"/>
+        </w:numPr>
+        <w:pBdr>
+          <w:top w:space="0" w:sz="0" w:val="nil"/>
+          <w:left w:space="0" w:sz="0" w:val="nil"/>
+          <w:bottom w:space="0" w:sz="0" w:val="nil"/>
+          <w:right w:space="0" w:sz="0" w:val="nil"/>
+          <w:between w:space="0" w:sz="0" w:val="nil"/>
+        </w:pBdr>
+        <w:shd w:fill="auto" w:val="clear"/>
+        <w:spacing w:after="0" w:before="120" w:line="240" w:lineRule="auto"/>
+        <w:ind w:left="720" w:right="0" w:hanging="360"/>
+        <w:rPr>
+          <w:rFonts w:ascii="Noto Sans" w:cs="Noto Sans" w:eastAsia="Noto Sans" w:hAnsi="Noto Sans"/>
+        </w:rPr>
+      </w:pPr>
+      <w:r>
+        <w:rPr>
+          <w:rFonts w:ascii="Noto Sans" w:cs="Noto Sans" w:eastAsia="Noto Sans" w:hAnsi="Noto Sans"/>
+          <w:rtl w:val="0"/>
+        </w:rPr>
+        <w:t xml:space="preserve">Including advanced computer systems and computer architecture modules covering CPU design, memory architectures and architecture performance simulation. </w:t>
+      </w:r>
+    </w:p>
+    <w:p>
+      <w:pPr>
+        <w:pageBreakBefore w:val="0"/>
+        <w:numPr>
+          <w:ilvl w:val="0"/>
+          <w:numId w:val="1"/>
+        </w:numPr>
+        <w:pBdr>
+          <w:top w:space="0" w:sz="0" w:val="nil"/>
+          <w:left w:space="0" w:sz="0" w:val="nil"/>
+          <w:bottom w:space="0" w:sz="0" w:val="nil"/>
+          <w:right w:space="0" w:sz="0" w:val="nil"/>
+          <w:between w:space="0" w:sz="0" w:val="nil"/>
+        </w:pBdr>
+        <w:shd w:fill="auto" w:val="clear"/>
+        <w:spacing w:after="0" w:before="120" w:line="240" w:lineRule="auto"/>
+        <w:ind w:left="720" w:right="0" w:hanging="360"/>
+        <w:rPr>
+          <w:rFonts w:ascii="Noto Sans" w:cs="Noto Sans" w:eastAsia="Noto Sans" w:hAnsi="Noto Sans"/>
+        </w:rPr>
+      </w:pPr>
+      <w:r>
+        <w:rPr>
+          <w:rFonts w:ascii="Noto Sans" w:cs="Noto Sans" w:eastAsia="Noto Sans" w:hAnsi="Noto Sans"/>
+          <w:rtl w:val="0"/>
+        </w:rPr>
+        <w:t xml:space="preserve">Including modules covering relational database theory and SQL fundamentals. </w:t>
+      </w:r>
+    </w:p>
+    <w:p>
+      <w:pPr>
+        <w:pageBreakBefore w:val="0"/>
+        <w:numPr>
+          <w:ilvl w:val="0"/>
+          <w:numId w:val="1"/>
+        </w:numPr>
+        <w:pBdr>
+          <w:top w:space="0" w:sz="0" w:val="nil"/>
+          <w:left w:space="0" w:sz="0" w:val="nil"/>
+          <w:bottom w:space="0" w:sz="0" w:val="nil"/>
+          <w:right w:space="0" w:sz="0" w:val="nil"/>
+          <w:between w:space="0" w:sz="0" w:val="nil"/>
+        </w:pBdr>
+        <w:shd w:fill="auto" w:val="clear"/>
+        <w:spacing w:after="0" w:before="120" w:line="240" w:lineRule="auto"/>
+        <w:ind w:left="720" w:right="0" w:hanging="360"/>
+        <w:rPr>
+          <w:rFonts w:ascii="Noto Sans" w:cs="Noto Sans" w:eastAsia="Noto Sans" w:hAnsi="Noto Sans"/>
+        </w:rPr>
+      </w:pPr>
+      <w:r>
+        <w:rPr>
+          <w:rFonts w:ascii="Noto Sans" w:cs="Noto Sans" w:eastAsia="Noto Sans" w:hAnsi="Noto Sans"/>
+          <w:rtl w:val="0"/>
+        </w:rPr>
+        <w:t xml:space="preserve">Including modules covering the TCP/IP network architecture model, distributed systems theory and RESTful APIs.</w:t>
+      </w:r>
+    </w:p>
+    <w:p>
+      <w:pPr>
+        <w:pageBreakBefore w:val="0"/>
+        <w:numPr>
+          <w:ilvl w:val="0"/>
+          <w:numId w:val="1"/>
+        </w:numPr>
+        <w:pBdr>
+          <w:top w:space="0" w:sz="0" w:val="nil"/>
+          <w:left w:space="0" w:sz="0" w:val="nil"/>
+          <w:bottom w:space="0" w:sz="0" w:val="nil"/>
+          <w:right w:space="0" w:sz="0" w:val="nil"/>
+          <w:between w:space="0" w:sz="0" w:val="nil"/>
+        </w:pBdr>
+        <w:shd w:fill="auto" w:val="clear"/>
+        <w:spacing w:before="120" w:line="240" w:lineRule="auto"/>
+        <w:ind w:left="720" w:right="0" w:hanging="360"/>
+        <w:rPr>
+          <w:rFonts w:ascii="Noto Sans" w:cs="Noto Sans" w:eastAsia="Noto Sans" w:hAnsi="Noto Sans"/>
+        </w:rPr>
+      </w:pPr>
+      <w:r>
+        <w:rPr>
+          <w:rFonts w:ascii="Noto Sans" w:cs="Noto Sans" w:eastAsia="Noto Sans" w:hAnsi="Noto Sans"/>
+          <w:rtl w:val="0"/>
+        </w:rPr>
+        <w:t xml:space="preserve">Final year project involving robotics, electronics (sensors, cameras), machine-vision, and programming in resource constrained environments. </w:t>
+      </w:r>
+    </w:p>
+    <w:p>
+      <w:pPr>
+        <w:pageBreakBefore w:val="0"/>
+        <w:pBdr>
+          <w:top w:space="0" w:sz="0" w:val="nil"/>
+          <w:left w:space="0" w:sz="0" w:val="nil"/>
+          <w:bottom w:space="0" w:sz="0" w:val="nil"/>
+          <w:right w:space="0" w:sz="0" w:val="nil"/>
+          <w:between w:space="0" w:sz="0" w:val="nil"/>
+        </w:pBdr>
+        <w:shd w:fill="auto" w:val="clear"/>
+        <w:spacing w:before="120" w:line="240" w:lineRule="auto"/>
+        <w:ind w:right="0"/>
+        <w:rPr>
+          <w:rFonts w:ascii="Noto Sans" w:cs="Noto Sans" w:eastAsia="Noto Sans" w:hAnsi="Noto Sans"/>
+        </w:rPr>
+      </w:pPr>
+      <w:r>
+        <w:rPr>
+          <w:rtl w:val="0"/>
+        </w:rPr>
+      </w:r>
+    </w:p>
+    <w:p>
+      <w:pPr>
+        <w:pStyle w:val="Heading1"/>
+        <w:keepNext w:val="0"/>
+        <w:keepLines w:val="0"/>
+        <w:spacing w:line="240" w:lineRule="auto"/>
+        <w:ind w:left="0" w:right="0" w:firstLine="0"/>
+        <w:rPr>
+          <w:u w:val="single"/>
+        </w:rPr>
+      </w:pPr>
+      <w:bookmarkStart w:colFirst="0" w:colLast="0" w:name="_25ksbxwbal7a" w:id="6"/>
+      <w:bookmarkEnd w:id="6"/>
+      <w:r>
+        <w:rPr>
+          <w:rtl w:val="0"/>
+        </w:rPr>
+        <w:t xml:space="preserve"> </w:t>
+      </w:r>
+      <w:r>
+        <w:rPr>
+          <w:rtl w:val="0"/>
+        </w:rPr>
+        <w:t xml:space="preserve"> </w:t>
+      </w:r>
+      <w:r>
+        <w:rPr>
+          <w:u w:val="single"/>
+          <w:rtl w:val="0"/>
+        </w:rPr>
+        <w:t xml:space="preserve">University of Southampton, Malaysia Campus</w:t>
+      </w:r>
+    </w:p>
+    <w:p>
+      <w:pPr>
+        <w:pStyle w:val="Heading2"/>
+        <w:keepNext w:val="0"/>
+        <w:keepLines w:val="0"/>
+        <w:rPr>
+          <w:rFonts w:ascii="JetBrains Mono" w:cs="JetBrains Mono" w:eastAsia="JetBrains Mono" w:hAnsi="JetBrains Mono"/>
           <w:b w:val="0"/>
-          <w:rtl w:val="0"/>
-        </w:rPr>
-        <w:t xml:space="preserve">Education</w:t>
-      </w:r>
-      <w:r>
-        <w:rPr>
-          <w:rtl w:val="0"/>
-        </w:rPr>
-      </w:r>
-    </w:p>
-    <w:p>
-      <w:pPr>
-        <w:pStyle w:val="Heading2"/>
+          <w:sz w:val="20"/>
+          <w:szCs w:val="20"/>
+        </w:rPr>
+      </w:pPr>
+      <w:bookmarkStart w:colFirst="0" w:colLast="0" w:name="_tma4fqpb9878" w:id="7"/>
+      <w:bookmarkEnd w:id="7"/>
+      <w:r>
+        <w:rPr>
+          <w:rtl w:val="0"/>
+        </w:rPr>
+        <w:t xml:space="preserve">    </w:t>
+      </w:r>
+      <w:r>
+        <w:rPr>
+          <w:rtl w:val="0"/>
+        </w:rPr>
+        <w:t xml:space="preserve">Engineering Foundation Year 2019 - 2020</w:t>
+      </w:r>
+      <w:r>
+        <w:rPr>
+          <w:rtl w:val="0"/>
+        </w:rPr>
+      </w:r>
+    </w:p>
+    <w:p>
+      <w:pPr>
+        <w:pageBreakBefore w:val="0"/>
+        <w:numPr>
+          <w:ilvl w:val="0"/>
+          <w:numId w:val="4"/>
+        </w:numPr>
+        <w:pBdr>
+          <w:top w:space="0" w:sz="0" w:val="nil"/>
+          <w:left w:space="0" w:sz="0" w:val="nil"/>
+          <w:bottom w:space="0" w:sz="0" w:val="nil"/>
+          <w:right w:space="0" w:sz="0" w:val="nil"/>
+          <w:between w:space="0" w:sz="0" w:val="nil"/>
+        </w:pBdr>
+        <w:shd w:fill="auto" w:val="clear"/>
+        <w:spacing w:before="120" w:line="240" w:lineRule="auto"/>
+        <w:ind w:left="720" w:right="0" w:hanging="360"/>
+        <w:rPr>
+          <w:rFonts w:ascii="Noto Sans" w:cs="Noto Sans" w:eastAsia="Noto Sans" w:hAnsi="Noto Sans"/>
+        </w:rPr>
+      </w:pPr>
+      <w:r>
+        <w:rPr>
+          <w:rFonts w:ascii="Noto Sans" w:cs="Noto Sans" w:eastAsia="Noto Sans" w:hAnsi="Noto Sans"/>
+          <w:rtl w:val="0"/>
+        </w:rPr>
+        <w:t xml:space="preserve">Fundamental engineering lab skills and solid mathematical background.</w:t>
+      </w:r>
+    </w:p>
+    <w:p>
+      <w:pPr>
+        <w:pageBreakBefore w:val="0"/>
+        <w:pBdr>
+          <w:top w:space="0" w:sz="0" w:val="nil"/>
+          <w:left w:space="0" w:sz="0" w:val="nil"/>
+          <w:bottom w:space="0" w:sz="0" w:val="nil"/>
+          <w:right w:space="0" w:sz="0" w:val="nil"/>
+          <w:between w:space="0" w:sz="0" w:val="nil"/>
+        </w:pBdr>
+        <w:shd w:fill="auto" w:val="clear"/>
+        <w:spacing w:before="80" w:line="240" w:lineRule="auto"/>
+        <w:ind w:right="0"/>
+        <w:rPr/>
+      </w:pPr>
+      <w:r>
+        <w:rPr>
+          <w:rtl w:val="0"/>
+        </w:rPr>
+      </w:r>
+    </w:p>
+    <w:p>
+      <w:pPr>
+        <w:pStyle w:val="Heading1"/>
+        <w:keepNext w:val="0"/>
+        <w:keepLines w:val="0"/>
+        <w:spacing w:line="240" w:lineRule="auto"/>
+        <w:ind w:left="0" w:right="0" w:firstLine="0"/>
+        <w:rPr>
+          <w:rFonts w:ascii="JetBrains Mono" w:cs="JetBrains Mono" w:eastAsia="JetBrains Mono" w:hAnsi="JetBrains Mono"/>
+          <w:b w:val="1"/>
+        </w:rPr>
+      </w:pPr>
+      <w:bookmarkStart w:colFirst="0" w:colLast="0" w:name="_qttiqnuhschn" w:id="8"/>
+      <w:bookmarkEnd w:id="8"/>
+      <w:r>
+        <w:rPr>
+          <w:rtl w:val="0"/>
+        </w:rPr>
+        <w:t xml:space="preserve">  </w:t>
+      </w:r>
+      <w:r>
+        <w:rPr>
+          <w:u w:val="single"/>
+          <w:rtl w:val="0"/>
+        </w:rPr>
+        <w:t xml:space="preserve">IGCSE 7A*s including Maths, English and 3 Individual Sciences</w:t>
+      </w:r>
+      <w:r>
+        <w:rPr>
+          <w:rtl w:val="0"/>
+        </w:rPr>
+        <w:t xml:space="preserve"> </w:t>
+      </w:r>
+      <w:r>
+        <w:rPr>
+          <w:rFonts w:ascii="JetBrains Mono" w:cs="JetBrains Mono" w:eastAsia="JetBrains Mono" w:hAnsi="JetBrains Mono"/>
+          <w:i w:val="1"/>
+          <w:color w:val="434343"/>
+          <w:sz w:val="20"/>
+          <w:szCs w:val="20"/>
+          <w:rtl w:val="0"/>
+        </w:rPr>
+        <w:t xml:space="preserve">2018-2019</w:t>
+      </w:r>
+      <w:r>
+        <w:rPr>
+          <w:rFonts w:ascii="JetBrains Mono" w:cs="JetBrains Mono" w:eastAsia="JetBrains Mono" w:hAnsi="JetBrains Mono"/>
+          <w:color w:val="000000"/>
+          <w:sz w:val="22"/>
+          <w:szCs w:val="22"/>
+          <w:rtl w:val="0"/>
+        </w:rPr>
+        <w:t xml:space="preserve"> </w:t>
+      </w:r>
+      <w:r>
+        <w:rPr>
+          <w:rtl w:val="0"/>
+        </w:rPr>
+      </w:r>
+    </w:p>
+    <w:p>
+      <w:pPr>
+        <w:pStyle w:val="Heading1"/>
         <w:keepNext w:val="0"/>
         <w:keepLines w:val="0"/>
         <w:pageBreakBefore w:val="0"/>
@@ -207,27 +686,27 @@
           <w:between w:space="0" w:sz="0" w:val="nil"/>
         </w:pBdr>
         <w:shd w:fill="auto" w:val="clear"/>
-        <w:spacing w:line="240" w:lineRule="auto"/>
-        <w:ind w:right="-1800"/>
-        <w:rPr>
-          <w:rFonts w:ascii="Roboto" w:cs="Roboto" w:eastAsia="Roboto" w:hAnsi="Roboto"/>
-          <w:u w:val="single"/>
-        </w:rPr>
-      </w:pPr>
-      <w:bookmarkStart w:colFirst="0" w:colLast="0" w:name="_mu43qcboozqe" w:id="3"/>
-      <w:bookmarkEnd w:id="3"/>
-      <w:r>
-        <w:rPr>
-          <w:rFonts w:ascii="Roboto" w:cs="Roboto" w:eastAsia="Roboto" w:hAnsi="Roboto"/>
-          <w:u w:val="single"/>
-          <w:rtl w:val="0"/>
-        </w:rPr>
-        <w:t xml:space="preserve">University of Southampton</w:t>
-      </w:r>
-    </w:p>
-    <w:p>
-      <w:pPr>
-        <w:pStyle w:val="Heading2"/>
+        <w:spacing w:after="200" w:before="200" w:line="240" w:lineRule="auto"/>
+        <w:ind w:left="0" w:right="0" w:firstLine="0"/>
+        <w:rPr>
+          <w:rFonts w:ascii="JetBrains Mono" w:cs="JetBrains Mono" w:eastAsia="JetBrains Mono" w:hAnsi="JetBrains Mono"/>
+          <w:b w:val="1"/>
+        </w:rPr>
+      </w:pPr>
+      <w:bookmarkStart w:colFirst="0" w:colLast="0" w:name="_lz1sd6fah1wb" w:id="9"/>
+      <w:bookmarkEnd w:id="9"/>
+      <w:r>
+        <w:br w:type="page"/>
+      </w:r>
+      <w:r>
+        <w:rPr>
+          <w:rtl w:val="0"/>
+        </w:rPr>
+      </w:r>
+    </w:p>
+    <w:p>
+      <w:pPr>
+        <w:pStyle w:val="Heading1"/>
         <w:keepNext w:val="0"/>
         <w:keepLines w:val="0"/>
         <w:pageBreakBefore w:val="0"/>
@@ -239,27 +718,57 @@
           <w:between w:space="0" w:sz="0" w:val="nil"/>
         </w:pBdr>
         <w:shd w:fill="auto" w:val="clear"/>
-        <w:spacing w:before="0" w:line="240" w:lineRule="auto"/>
-        <w:ind w:right="-1800"/>
-        <w:rPr>
-          <w:rFonts w:ascii="Roboto" w:cs="Roboto" w:eastAsia="Roboto" w:hAnsi="Roboto"/>
-          <w:color w:val="666666"/>
-          <w:sz w:val="20"/>
-          <w:szCs w:val="20"/>
-        </w:rPr>
-      </w:pPr>
-      <w:bookmarkStart w:colFirst="0" w:colLast="0" w:name="_gcnvrnaqe77d" w:id="4"/>
-      <w:bookmarkEnd w:id="4"/>
-      <w:r>
-        <w:rPr>
-          <w:rFonts w:ascii="Roboto" w:cs="Roboto" w:eastAsia="Roboto" w:hAnsi="Roboto"/>
-          <w:b w:val="0"/>
-          <w:color w:val="666666"/>
-          <w:sz w:val="20"/>
-          <w:szCs w:val="20"/>
-          <w:rtl w:val="0"/>
-        </w:rPr>
-        <w:t xml:space="preserve">BSc Computer Science - Second Class Honours 2020 - 2023</w:t>
+        <w:spacing w:after="200" w:before="200" w:line="240" w:lineRule="auto"/>
+        <w:ind w:left="0" w:right="0" w:firstLine="0"/>
+        <w:rPr>
+          <w:rFonts w:ascii="JetBrains Mono" w:cs="JetBrains Mono" w:eastAsia="JetBrains Mono" w:hAnsi="JetBrains Mono"/>
+          <w:b w:val="1"/>
+        </w:rPr>
+      </w:pPr>
+      <w:bookmarkStart w:colFirst="0" w:colLast="0" w:name="_4kzarxebqe98" w:id="10"/>
+      <w:bookmarkEnd w:id="10"/>
+      <w:r>
+        <w:pict>
+          <v:rect style="width:0.0pt;height:1.5pt" o:hr="t" o:hrstd="t" o:hralign="center" fillcolor="#A0A0A0" stroked="f"/>
+        </w:pict>
+      </w:r>
+      <w:r>
+        <w:rPr>
+          <w:rtl w:val="0"/>
+        </w:rPr>
+      </w:r>
+    </w:p>
+    <w:p>
+      <w:pPr>
+        <w:pStyle w:val="Heading1"/>
+        <w:keepNext w:val="0"/>
+        <w:keepLines w:val="0"/>
+        <w:pageBreakBefore w:val="0"/>
+        <w:pBdr>
+          <w:top w:space="0" w:sz="0" w:val="nil"/>
+          <w:left w:space="0" w:sz="0" w:val="nil"/>
+          <w:bottom w:space="0" w:sz="0" w:val="nil"/>
+          <w:right w:space="0" w:sz="0" w:val="nil"/>
+          <w:between w:space="0" w:sz="0" w:val="nil"/>
+        </w:pBdr>
+        <w:shd w:fill="auto" w:val="clear"/>
+        <w:spacing w:after="200" w:before="200" w:line="240" w:lineRule="auto"/>
+        <w:ind w:left="0" w:right="0" w:firstLine="0"/>
+        <w:rPr>
+          <w:rFonts w:ascii="JetBrains Mono" w:cs="JetBrains Mono" w:eastAsia="JetBrains Mono" w:hAnsi="JetBrains Mono"/>
+        </w:rPr>
+      </w:pPr>
+      <w:bookmarkStart w:colFirst="0" w:colLast="0" w:name="_pwnp1k6vsbh1" w:id="11"/>
+      <w:bookmarkEnd w:id="11"/>
+      <w:r>
+        <w:rPr>
+          <w:rFonts w:ascii="JetBrains Mono" w:cs="JetBrains Mono" w:eastAsia="JetBrains Mono" w:hAnsi="JetBrains Mono"/>
+          <w:b w:val="1"/>
+          <w:sz w:val="28"/>
+          <w:szCs w:val="28"/>
+          <w:rtl w:val="0"/>
+        </w:rPr>
+        <w:t xml:space="preserve">Relevant Skills</w:t>
       </w:r>
       <w:r>
         <w:rPr>
@@ -282,23 +791,18 @@
           <w:between w:space="0" w:sz="0" w:val="nil"/>
         </w:pBdr>
         <w:shd w:fill="auto" w:val="clear"/>
-        <w:spacing w:after="0" w:afterAutospacing="0" w:before="80" w:line="288" w:lineRule="auto"/>
-        <w:ind w:left="720" w:right="-1800" w:hanging="360"/>
-        <w:rPr>
-          <w:rFonts w:ascii="Roboto" w:cs="Roboto" w:eastAsia="Roboto" w:hAnsi="Roboto"/>
-        </w:rPr>
-      </w:pPr>
-      <w:r>
-        <w:rPr>
-          <w:rFonts w:ascii="Roboto" w:cs="Roboto" w:eastAsia="Roboto" w:hAnsi="Roboto"/>
-          <w:rtl w:val="0"/>
-        </w:rPr>
-        <w:t xml:space="preserve">Strong theoretical background in computer science</w:t>
-      </w:r>
-      <w:r>
-        <w:rPr>
-          <w:rtl w:val="0"/>
-        </w:rPr>
+        <w:spacing w:before="120" w:line="240" w:lineRule="auto"/>
+        <w:ind w:left="720" w:right="0" w:hanging="360"/>
+        <w:rPr>
+          <w:rFonts w:ascii="Noto Sans" w:cs="Noto Sans" w:eastAsia="Noto Sans" w:hAnsi="Noto Sans"/>
+        </w:rPr>
+      </w:pPr>
+      <w:r>
+        <w:rPr>
+          <w:rFonts w:ascii="Noto Sans" w:cs="Noto Sans" w:eastAsia="Noto Sans" w:hAnsi="Noto Sans"/>
+          <w:rtl w:val="0"/>
+        </w:rPr>
+        <w:t xml:space="preserve">Multi-language programming in Python, Java, C, C++, JavaScript, Haskell and the ability to learn new languages quickly. </w:t>
       </w:r>
     </w:p>
     <w:p>
@@ -316,102 +820,18 @@
           <w:between w:space="0" w:sz="0" w:val="nil"/>
         </w:pBdr>
         <w:shd w:fill="auto" w:val="clear"/>
-        <w:spacing w:before="0" w:beforeAutospacing="0" w:line="288" w:lineRule="auto"/>
-        <w:ind w:left="720" w:right="-1800" w:hanging="360"/>
-        <w:rPr>
-          <w:rFonts w:ascii="Roboto" w:cs="Roboto" w:eastAsia="Roboto" w:hAnsi="Roboto"/>
-        </w:rPr>
-      </w:pPr>
-      <w:r>
-        <w:rPr>
-          <w:rFonts w:ascii="Roboto" w:cs="Roboto" w:eastAsia="Roboto" w:hAnsi="Roboto"/>
-          <w:rtl w:val="0"/>
-        </w:rPr>
-        <w:t xml:space="preserve">Broad skill set and experience in a wide variety of computing fields. </w:t>
-      </w:r>
-    </w:p>
-    <w:p>
-      <w:pPr>
-        <w:pStyle w:val="Heading2"/>
-        <w:keepNext w:val="0"/>
-        <w:keepLines w:val="0"/>
-        <w:pageBreakBefore w:val="0"/>
-        <w:pBdr>
-          <w:top w:space="0" w:sz="0" w:val="nil"/>
-          <w:left w:space="0" w:sz="0" w:val="nil"/>
-          <w:bottom w:space="0" w:sz="0" w:val="nil"/>
-          <w:right w:space="0" w:sz="0" w:val="nil"/>
-          <w:between w:space="0" w:sz="0" w:val="nil"/>
-        </w:pBdr>
-        <w:shd w:fill="auto" w:val="clear"/>
-        <w:spacing w:line="240" w:lineRule="auto"/>
-        <w:ind w:right="-1800"/>
-        <w:rPr>
-          <w:rFonts w:ascii="Roboto" w:cs="Roboto" w:eastAsia="Roboto" w:hAnsi="Roboto"/>
-          <w:b w:val="0"/>
-          <w:color w:val="666666"/>
-          <w:sz w:val="24"/>
-          <w:szCs w:val="24"/>
-          <w:u w:val="single"/>
-        </w:rPr>
-      </w:pPr>
-      <w:bookmarkStart w:colFirst="0" w:colLast="0" w:name="_25ksbxwbal7a" w:id="5"/>
-      <w:bookmarkEnd w:id="5"/>
-      <w:r>
-        <w:rPr>
-          <w:rFonts w:ascii="Roboto" w:cs="Roboto" w:eastAsia="Roboto" w:hAnsi="Roboto"/>
-          <w:u w:val="single"/>
-          <w:rtl w:val="0"/>
-        </w:rPr>
-        <w:t xml:space="preserve">University of Southampton, Malaysia Campus</w:t>
-      </w:r>
-      <w:r>
-        <w:rPr>
-          <w:rtl w:val="0"/>
-        </w:rPr>
-      </w:r>
-    </w:p>
-    <w:p>
-      <w:pPr>
-        <w:pStyle w:val="Heading2"/>
-        <w:keepNext w:val="0"/>
-        <w:keepLines w:val="0"/>
-        <w:pageBreakBefore w:val="0"/>
-        <w:pBdr>
-          <w:top w:space="0" w:sz="0" w:val="nil"/>
-          <w:left w:space="0" w:sz="0" w:val="nil"/>
-          <w:bottom w:space="0" w:sz="0" w:val="nil"/>
-          <w:right w:space="0" w:sz="0" w:val="nil"/>
-          <w:between w:space="0" w:sz="0" w:val="nil"/>
-        </w:pBdr>
-        <w:shd w:fill="auto" w:val="clear"/>
-        <w:spacing w:before="0" w:line="240" w:lineRule="auto"/>
-        <w:ind w:right="-1800"/>
-        <w:rPr>
-          <w:rFonts w:ascii="Roboto" w:cs="Roboto" w:eastAsia="Roboto" w:hAnsi="Roboto"/>
-          <w:b w:val="0"/>
-          <w:color w:val="666666"/>
-          <w:sz w:val="20"/>
-          <w:szCs w:val="20"/>
-        </w:rPr>
-      </w:pPr>
-      <w:bookmarkStart w:colFirst="0" w:colLast="0" w:name="_tma4fqpb9878" w:id="6"/>
-      <w:bookmarkEnd w:id="6"/>
-      <w:r>
-        <w:rPr>
-          <w:rFonts w:ascii="Roboto" w:cs="Roboto" w:eastAsia="Roboto" w:hAnsi="Roboto"/>
-          <w:b w:val="0"/>
-          <w:color w:val="666666"/>
-          <w:sz w:val="20"/>
-          <w:szCs w:val="20"/>
-          <w:rtl w:val="0"/>
-        </w:rPr>
-        <w:t xml:space="preserve">Engineering Foundation Year 2019 - 2020</w:t>
-      </w:r>
-      <w:r>
-        <w:rPr>
-          <w:rtl w:val="0"/>
-        </w:rPr>
+        <w:spacing w:after="0" w:before="120" w:line="240" w:lineRule="auto"/>
+        <w:ind w:left="720" w:right="0" w:hanging="360"/>
+        <w:rPr>
+          <w:rFonts w:ascii="Noto Sans" w:cs="Noto Sans" w:eastAsia="Noto Sans" w:hAnsi="Noto Sans"/>
+        </w:rPr>
+      </w:pPr>
+      <w:r>
+        <w:rPr>
+          <w:rFonts w:ascii="Noto Sans" w:cs="Noto Sans" w:eastAsia="Noto Sans" w:hAnsi="Noto Sans"/>
+          <w:rtl w:val="0"/>
+        </w:rPr>
+        <w:t xml:space="preserve">Linux/Unix shell scripting with bash and Batch scripting in Windows. General purpose scripting with python and Lua</w:t>
       </w:r>
     </w:p>
     <w:p>
@@ -419,7 +839,7 @@
         <w:pageBreakBefore w:val="0"/>
         <w:numPr>
           <w:ilvl w:val="0"/>
-          <w:numId w:val="1"/>
+          <w:numId w:val="2"/>
         </w:numPr>
         <w:pBdr>
           <w:top w:space="0" w:sz="0" w:val="nil"/>
@@ -429,119 +849,18 @@
           <w:between w:space="0" w:sz="0" w:val="nil"/>
         </w:pBdr>
         <w:shd w:fill="auto" w:val="clear"/>
-        <w:spacing w:before="80" w:line="288" w:lineRule="auto"/>
-        <w:ind w:left="720" w:right="-1800" w:hanging="360"/>
-        <w:rPr>
-          <w:rFonts w:ascii="Roboto" w:cs="Roboto" w:eastAsia="Roboto" w:hAnsi="Roboto"/>
-        </w:rPr>
-      </w:pPr>
-      <w:r>
-        <w:rPr>
-          <w:rFonts w:ascii="Roboto" w:cs="Roboto" w:eastAsia="Roboto" w:hAnsi="Roboto"/>
-          <w:rtl w:val="0"/>
-        </w:rPr>
-        <w:t xml:space="preserve">Maths proficiency up to Calculus 3, fundamental physics and engineering skills </w:t>
-      </w:r>
-      <w:r>
-        <w:rPr>
-          <w:rtl w:val="0"/>
-        </w:rPr>
-      </w:r>
-    </w:p>
-    <w:p>
-      <w:pPr>
-        <w:pStyle w:val="Heading2"/>
-        <w:keepNext w:val="0"/>
-        <w:keepLines w:val="0"/>
-        <w:pageBreakBefore w:val="0"/>
-        <w:pBdr>
-          <w:top w:space="0" w:sz="0" w:val="nil"/>
-          <w:left w:space="0" w:sz="0" w:val="nil"/>
-          <w:bottom w:space="0" w:sz="0" w:val="nil"/>
-          <w:right w:space="0" w:sz="0" w:val="nil"/>
-          <w:between w:space="0" w:sz="0" w:val="nil"/>
-        </w:pBdr>
-        <w:shd w:fill="auto" w:val="clear"/>
-        <w:spacing w:line="240" w:lineRule="auto"/>
-        <w:ind w:right="-1800"/>
-        <w:rPr>
-          <w:rFonts w:ascii="Roboto" w:cs="Roboto" w:eastAsia="Roboto" w:hAnsi="Roboto"/>
-          <w:color w:val="666666"/>
-          <w:sz w:val="20"/>
-          <w:szCs w:val="20"/>
-        </w:rPr>
-      </w:pPr>
-      <w:bookmarkStart w:colFirst="0" w:colLast="0" w:name="_qttiqnuhschn" w:id="7"/>
-      <w:bookmarkEnd w:id="7"/>
-      <w:r>
-        <w:rPr>
-          <w:rFonts w:ascii="Roboto" w:cs="Roboto" w:eastAsia="Roboto" w:hAnsi="Roboto"/>
-          <w:u w:val="single"/>
-          <w:rtl w:val="0"/>
-        </w:rPr>
-        <w:t xml:space="preserve">IGCSE 7A*s including Maths, English and 3 Individual Sciences</w:t>
-      </w:r>
-      <w:r>
-        <w:rPr>
-          <w:rFonts w:ascii="Roboto" w:cs="Roboto" w:eastAsia="Roboto" w:hAnsi="Roboto"/>
-          <w:rtl w:val="0"/>
-        </w:rPr>
-        <w:t xml:space="preserve"> </w:t>
-      </w:r>
-      <w:r>
-        <w:rPr>
-          <w:rFonts w:ascii="Roboto" w:cs="Roboto" w:eastAsia="Roboto" w:hAnsi="Roboto"/>
-          <w:color w:val="666666"/>
-          <w:sz w:val="20"/>
-          <w:szCs w:val="20"/>
-          <w:rtl w:val="0"/>
-        </w:rPr>
-        <w:t xml:space="preserve">2018-2019 </w:t>
-      </w:r>
-      <w:r>
-        <w:rPr>
-          <w:rtl w:val="0"/>
-        </w:rPr>
-      </w:r>
-    </w:p>
-    <w:p>
-      <w:pPr>
-        <w:pStyle w:val="Heading1"/>
-        <w:keepNext w:val="0"/>
-        <w:keepLines w:val="0"/>
-        <w:pageBreakBefore w:val="0"/>
-        <w:pBdr>
-          <w:top w:space="0" w:sz="0" w:val="nil"/>
-          <w:left w:space="0" w:sz="0" w:val="nil"/>
-          <w:bottom w:space="0" w:sz="0" w:val="nil"/>
-          <w:right w:space="0" w:sz="0" w:val="nil"/>
-          <w:between w:space="0" w:sz="0" w:val="nil"/>
-        </w:pBdr>
-        <w:shd w:fill="auto" w:val="clear"/>
-        <w:spacing w:after="200" w:before="200" w:line="240" w:lineRule="auto"/>
-        <w:ind w:right="-1800"/>
-        <w:rPr>
-          <w:rFonts w:ascii="Roboto Mono SemiBold" w:cs="Roboto Mono SemiBold" w:eastAsia="Roboto Mono SemiBold" w:hAnsi="Roboto Mono SemiBold"/>
-          <w:b w:val="0"/>
-          <w:color w:val="00ab44"/>
-          <w:sz w:val="28"/>
-          <w:szCs w:val="28"/>
-        </w:rPr>
-      </w:pPr>
-      <w:bookmarkStart w:colFirst="0" w:colLast="0" w:name="_pwnp1k6vsbh1" w:id="8"/>
-      <w:bookmarkEnd w:id="8"/>
-      <w:r>
-        <w:rPr>
-          <w:rFonts w:ascii="Roboto Mono SemiBold" w:cs="Roboto Mono SemiBold" w:eastAsia="Roboto Mono SemiBold" w:hAnsi="Roboto Mono SemiBold"/>
-          <w:b w:val="0"/>
-          <w:rtl w:val="0"/>
-        </w:rPr>
-        <w:t xml:space="preserve">Relevant Skills</w:t>
-      </w:r>
-      <w:r>
-        <w:rPr>
-          <w:rtl w:val="0"/>
-        </w:rPr>
+        <w:spacing w:after="0" w:before="120" w:line="240" w:lineRule="auto"/>
+        <w:ind w:left="720" w:right="0" w:hanging="360"/>
+        <w:rPr>
+          <w:rFonts w:ascii="Noto Sans" w:cs="Noto Sans" w:eastAsia="Noto Sans" w:hAnsi="Noto Sans"/>
+        </w:rPr>
+      </w:pPr>
+      <w:r>
+        <w:rPr>
+          <w:rFonts w:ascii="Noto Sans" w:cs="Noto Sans" w:eastAsia="Noto Sans" w:hAnsi="Noto Sans"/>
+          <w:rtl w:val="0"/>
+        </w:rPr>
+        <w:t xml:space="preserve">Experienced with standard Linux/Unix CLI tools including SSH remote management. </w:t>
       </w:r>
     </w:p>
     <w:p>
@@ -549,7 +868,7 @@
         <w:pageBreakBefore w:val="0"/>
         <w:numPr>
           <w:ilvl w:val="0"/>
-          <w:numId w:val="4"/>
+          <w:numId w:val="2"/>
         </w:numPr>
         <w:pBdr>
           <w:top w:space="0" w:sz="0" w:val="nil"/>
@@ -559,19 +878,18 @@
           <w:between w:space="0" w:sz="0" w:val="nil"/>
         </w:pBdr>
         <w:shd w:fill="auto" w:val="clear"/>
-        <w:spacing w:after="0" w:afterAutospacing="0" w:before="80" w:line="288" w:lineRule="auto"/>
-        <w:ind w:left="720" w:right="-1800" w:hanging="360"/>
-        <w:rPr>
-          <w:rFonts w:ascii="Roboto" w:cs="Roboto" w:eastAsia="Roboto" w:hAnsi="Roboto"/>
-          <w:u w:val="none"/>
-        </w:rPr>
-      </w:pPr>
-      <w:r>
-        <w:rPr>
-          <w:rFonts w:ascii="Roboto" w:cs="Roboto" w:eastAsia="Roboto" w:hAnsi="Roboto"/>
-          <w:rtl w:val="0"/>
-        </w:rPr>
-        <w:t xml:space="preserve">Software Engineering using AGILE principles and MVC pattern</w:t>
+        <w:spacing w:after="0" w:before="120" w:line="240" w:lineRule="auto"/>
+        <w:ind w:left="720" w:right="0" w:hanging="360"/>
+        <w:rPr>
+          <w:rFonts w:ascii="Noto Sans" w:cs="Noto Sans" w:eastAsia="Noto Sans" w:hAnsi="Noto Sans"/>
+        </w:rPr>
+      </w:pPr>
+      <w:r>
+        <w:rPr>
+          <w:rFonts w:ascii="Noto Sans" w:cs="Noto Sans" w:eastAsia="Noto Sans" w:hAnsi="Noto Sans"/>
+          <w:rtl w:val="0"/>
+        </w:rPr>
+        <w:t xml:space="preserve">Proficient with standard software build tools such as Maven and Cmake.</w:t>
       </w:r>
     </w:p>
     <w:p>
@@ -579,7 +897,7 @@
         <w:pageBreakBefore w:val="0"/>
         <w:numPr>
           <w:ilvl w:val="0"/>
-          <w:numId w:val="4"/>
+          <w:numId w:val="2"/>
         </w:numPr>
         <w:pBdr>
           <w:top w:space="0" w:sz="0" w:val="nil"/>
@@ -589,19 +907,18 @@
           <w:between w:space="0" w:sz="0" w:val="nil"/>
         </w:pBdr>
         <w:shd w:fill="auto" w:val="clear"/>
-        <w:spacing w:after="0" w:afterAutospacing="0" w:before="0" w:beforeAutospacing="0" w:line="288" w:lineRule="auto"/>
-        <w:ind w:left="720" w:right="-1800" w:hanging="360"/>
-        <w:rPr>
-          <w:rFonts w:ascii="Roboto" w:cs="Roboto" w:eastAsia="Roboto" w:hAnsi="Roboto"/>
-          <w:u w:val="none"/>
-        </w:rPr>
-      </w:pPr>
-      <w:r>
-        <w:rPr>
-          <w:rFonts w:ascii="Roboto" w:cs="Roboto" w:eastAsia="Roboto" w:hAnsi="Roboto"/>
-          <w:rtl w:val="0"/>
-        </w:rPr>
-        <w:t xml:space="preserve">Programming in Python, Java, C, C++, JavaScript, Haskell</w:t>
+        <w:spacing w:after="0" w:before="120" w:line="240" w:lineRule="auto"/>
+        <w:ind w:left="720" w:right="0" w:hanging="360"/>
+        <w:rPr>
+          <w:rFonts w:ascii="Noto Sans" w:cs="Noto Sans" w:eastAsia="Noto Sans" w:hAnsi="Noto Sans"/>
+        </w:rPr>
+      </w:pPr>
+      <w:r>
+        <w:rPr>
+          <w:rFonts w:ascii="Noto Sans" w:cs="Noto Sans" w:eastAsia="Noto Sans" w:hAnsi="Noto Sans"/>
+          <w:rtl w:val="0"/>
+        </w:rPr>
+        <w:t xml:space="preserve">Proficient with Git and GitHub/GitLab version control workflows.</w:t>
       </w:r>
     </w:p>
     <w:p>
@@ -609,7 +926,7 @@
         <w:pageBreakBefore w:val="0"/>
         <w:numPr>
           <w:ilvl w:val="0"/>
-          <w:numId w:val="4"/>
+          <w:numId w:val="2"/>
         </w:numPr>
         <w:pBdr>
           <w:top w:space="0" w:sz="0" w:val="nil"/>
@@ -619,229 +936,18 @@
           <w:between w:space="0" w:sz="0" w:val="nil"/>
         </w:pBdr>
         <w:shd w:fill="auto" w:val="clear"/>
-        <w:spacing w:after="0" w:afterAutospacing="0" w:before="0" w:beforeAutospacing="0" w:line="288" w:lineRule="auto"/>
-        <w:ind w:left="720" w:right="-1800" w:hanging="360"/>
-        <w:rPr>
-          <w:rFonts w:ascii="Roboto" w:cs="Roboto" w:eastAsia="Roboto" w:hAnsi="Roboto"/>
-          <w:u w:val="none"/>
-        </w:rPr>
-      </w:pPr>
-      <w:r>
-        <w:rPr>
-          <w:rFonts w:ascii="Roboto" w:cs="Roboto" w:eastAsia="Roboto" w:hAnsi="Roboto"/>
-          <w:rtl w:val="0"/>
-        </w:rPr>
-        <w:t xml:space="preserve">Shell scripting with bash, general purpose scripting with python and Lua</w:t>
-      </w:r>
-    </w:p>
-    <w:p>
-      <w:pPr>
-        <w:pageBreakBefore w:val="0"/>
-        <w:numPr>
-          <w:ilvl w:val="0"/>
-          <w:numId w:val="4"/>
-        </w:numPr>
-        <w:pBdr>
-          <w:top w:space="0" w:sz="0" w:val="nil"/>
-          <w:left w:space="0" w:sz="0" w:val="nil"/>
-          <w:bottom w:space="0" w:sz="0" w:val="nil"/>
-          <w:right w:space="0" w:sz="0" w:val="nil"/>
-          <w:between w:space="0" w:sz="0" w:val="nil"/>
-        </w:pBdr>
-        <w:shd w:fill="auto" w:val="clear"/>
-        <w:spacing w:after="0" w:afterAutospacing="0" w:before="0" w:beforeAutospacing="0" w:line="288" w:lineRule="auto"/>
-        <w:ind w:left="720" w:right="-1800" w:hanging="360"/>
-        <w:rPr>
-          <w:rFonts w:ascii="Roboto" w:cs="Roboto" w:eastAsia="Roboto" w:hAnsi="Roboto"/>
-          <w:u w:val="none"/>
-        </w:rPr>
-      </w:pPr>
-      <w:r>
-        <w:rPr>
-          <w:rFonts w:ascii="Roboto" w:cs="Roboto" w:eastAsia="Roboto" w:hAnsi="Roboto"/>
-          <w:rtl w:val="0"/>
-        </w:rPr>
-        <w:t xml:space="preserve">Cross-Platform UI development with Flutter</w:t>
-      </w:r>
-    </w:p>
-    <w:p>
-      <w:pPr>
-        <w:pageBreakBefore w:val="0"/>
-        <w:numPr>
-          <w:ilvl w:val="0"/>
-          <w:numId w:val="4"/>
-        </w:numPr>
-        <w:pBdr>
-          <w:top w:space="0" w:sz="0" w:val="nil"/>
-          <w:left w:space="0" w:sz="0" w:val="nil"/>
-          <w:bottom w:space="0" w:sz="0" w:val="nil"/>
-          <w:right w:space="0" w:sz="0" w:val="nil"/>
-          <w:between w:space="0" w:sz="0" w:val="nil"/>
-        </w:pBdr>
-        <w:shd w:fill="auto" w:val="clear"/>
-        <w:spacing w:after="0" w:afterAutospacing="0" w:before="0" w:beforeAutospacing="0" w:line="288" w:lineRule="auto"/>
-        <w:ind w:left="720" w:right="-1800" w:hanging="360"/>
-        <w:rPr>
-          <w:rFonts w:ascii="Roboto" w:cs="Roboto" w:eastAsia="Roboto" w:hAnsi="Roboto"/>
-          <w:u w:val="none"/>
-        </w:rPr>
-      </w:pPr>
-      <w:r>
-        <w:rPr>
-          <w:rFonts w:ascii="Roboto" w:cs="Roboto" w:eastAsia="Roboto" w:hAnsi="Roboto"/>
-          <w:rtl w:val="0"/>
-        </w:rPr>
-        <w:t xml:space="preserve">Desktop App development with Qt, Tk</w:t>
-      </w:r>
-    </w:p>
-    <w:p>
-      <w:pPr>
-        <w:pageBreakBefore w:val="0"/>
-        <w:numPr>
-          <w:ilvl w:val="0"/>
-          <w:numId w:val="4"/>
-        </w:numPr>
-        <w:pBdr>
-          <w:top w:space="0" w:sz="0" w:val="nil"/>
-          <w:left w:space="0" w:sz="0" w:val="nil"/>
-          <w:bottom w:space="0" w:sz="0" w:val="nil"/>
-          <w:right w:space="0" w:sz="0" w:val="nil"/>
-          <w:between w:space="0" w:sz="0" w:val="nil"/>
-        </w:pBdr>
-        <w:shd w:fill="auto" w:val="clear"/>
-        <w:spacing w:after="0" w:afterAutospacing="0" w:before="0" w:beforeAutospacing="0" w:line="288" w:lineRule="auto"/>
-        <w:ind w:left="720" w:right="-1800" w:hanging="360"/>
-        <w:rPr>
-          <w:rFonts w:ascii="Roboto" w:cs="Roboto" w:eastAsia="Roboto" w:hAnsi="Roboto"/>
-          <w:u w:val="none"/>
-        </w:rPr>
-      </w:pPr>
-      <w:r>
-        <w:rPr>
-          <w:rFonts w:ascii="Roboto" w:cs="Roboto" w:eastAsia="Roboto" w:hAnsi="Roboto"/>
-          <w:rtl w:val="0"/>
-        </w:rPr>
-        <w:t xml:space="preserve">Front end web development with JS, CSS and HTML</w:t>
-      </w:r>
-    </w:p>
-    <w:p>
-      <w:pPr>
-        <w:pageBreakBefore w:val="0"/>
-        <w:numPr>
-          <w:ilvl w:val="0"/>
-          <w:numId w:val="4"/>
-        </w:numPr>
-        <w:pBdr>
-          <w:top w:space="0" w:sz="0" w:val="nil"/>
-          <w:left w:space="0" w:sz="0" w:val="nil"/>
-          <w:bottom w:space="0" w:sz="0" w:val="nil"/>
-          <w:right w:space="0" w:sz="0" w:val="nil"/>
-          <w:between w:space="0" w:sz="0" w:val="nil"/>
-        </w:pBdr>
-        <w:shd w:fill="auto" w:val="clear"/>
-        <w:spacing w:after="0" w:afterAutospacing="0" w:before="0" w:beforeAutospacing="0" w:line="288" w:lineRule="auto"/>
-        <w:ind w:left="720" w:right="-1800" w:hanging="360"/>
-        <w:rPr>
-          <w:rFonts w:ascii="Roboto" w:cs="Roboto" w:eastAsia="Roboto" w:hAnsi="Roboto"/>
-          <w:u w:val="none"/>
-        </w:rPr>
-      </w:pPr>
-      <w:r>
-        <w:rPr>
-          <w:rFonts w:ascii="Roboto" w:cs="Roboto" w:eastAsia="Roboto" w:hAnsi="Roboto"/>
-          <w:rtl w:val="0"/>
-        </w:rPr>
-        <w:t xml:space="preserve">Strong Unix/Linux skills and experience with remote CLI (openSSH, SFTP, etc)</w:t>
-      </w:r>
-    </w:p>
-    <w:p>
-      <w:pPr>
-        <w:pageBreakBefore w:val="0"/>
-        <w:numPr>
-          <w:ilvl w:val="0"/>
-          <w:numId w:val="4"/>
-        </w:numPr>
-        <w:pBdr>
-          <w:top w:space="0" w:sz="0" w:val="nil"/>
-          <w:left w:space="0" w:sz="0" w:val="nil"/>
-          <w:bottom w:space="0" w:sz="0" w:val="nil"/>
-          <w:right w:space="0" w:sz="0" w:val="nil"/>
-          <w:between w:space="0" w:sz="0" w:val="nil"/>
-        </w:pBdr>
-        <w:shd w:fill="auto" w:val="clear"/>
-        <w:spacing w:after="0" w:afterAutospacing="0" w:before="0" w:beforeAutospacing="0" w:line="288" w:lineRule="auto"/>
-        <w:ind w:left="720" w:right="-1800" w:hanging="360"/>
-        <w:rPr>
-          <w:rFonts w:ascii="Roboto" w:cs="Roboto" w:eastAsia="Roboto" w:hAnsi="Roboto"/>
-          <w:u w:val="none"/>
-        </w:rPr>
-      </w:pPr>
-      <w:r>
-        <w:rPr>
-          <w:rFonts w:ascii="Roboto" w:cs="Roboto" w:eastAsia="Roboto" w:hAnsi="Roboto"/>
-          <w:rtl w:val="0"/>
-        </w:rPr>
-        <w:t xml:space="preserve">Experience with industry standard build tools such as Maven and Cmake</w:t>
-      </w:r>
-    </w:p>
-    <w:p>
-      <w:pPr>
-        <w:pageBreakBefore w:val="0"/>
-        <w:numPr>
-          <w:ilvl w:val="0"/>
-          <w:numId w:val="4"/>
-        </w:numPr>
-        <w:pBdr>
-          <w:top w:space="0" w:sz="0" w:val="nil"/>
-          <w:left w:space="0" w:sz="0" w:val="nil"/>
-          <w:bottom w:space="0" w:sz="0" w:val="nil"/>
-          <w:right w:space="0" w:sz="0" w:val="nil"/>
-          <w:between w:space="0" w:sz="0" w:val="nil"/>
-        </w:pBdr>
-        <w:shd w:fill="auto" w:val="clear"/>
-        <w:spacing w:after="0" w:afterAutospacing="0" w:before="0" w:beforeAutospacing="0" w:line="288" w:lineRule="auto"/>
-        <w:ind w:left="720" w:right="-1800" w:hanging="360"/>
-        <w:rPr>
-          <w:rFonts w:ascii="Roboto" w:cs="Roboto" w:eastAsia="Roboto" w:hAnsi="Roboto"/>
-          <w:u w:val="none"/>
-        </w:rPr>
-      </w:pPr>
-      <w:r>
-        <w:rPr>
-          <w:rFonts w:ascii="Roboto" w:cs="Roboto" w:eastAsia="Roboto" w:hAnsi="Roboto"/>
-          <w:rtl w:val="0"/>
-        </w:rPr>
-        <w:t xml:space="preserve">Proficient with Git Version Control workflows</w:t>
-      </w:r>
-    </w:p>
-    <w:p>
-      <w:pPr>
-        <w:pageBreakBefore w:val="0"/>
-        <w:numPr>
-          <w:ilvl w:val="0"/>
-          <w:numId w:val="4"/>
-        </w:numPr>
-        <w:pBdr>
-          <w:top w:space="0" w:sz="0" w:val="nil"/>
-          <w:left w:space="0" w:sz="0" w:val="nil"/>
-          <w:bottom w:space="0" w:sz="0" w:val="nil"/>
-          <w:right w:space="0" w:sz="0" w:val="nil"/>
-          <w:between w:space="0" w:sz="0" w:val="nil"/>
-        </w:pBdr>
-        <w:shd w:fill="auto" w:val="clear"/>
-        <w:spacing w:before="0" w:beforeAutospacing="0" w:line="288" w:lineRule="auto"/>
-        <w:ind w:left="720" w:right="-1800" w:hanging="360"/>
-        <w:rPr>
-          <w:rFonts w:ascii="Roboto" w:cs="Roboto" w:eastAsia="Roboto" w:hAnsi="Roboto"/>
-          <w:u w:val="none"/>
-        </w:rPr>
-      </w:pPr>
-      <w:r>
-        <w:rPr>
-          <w:rFonts w:ascii="Roboto" w:cs="Roboto" w:eastAsia="Roboto" w:hAnsi="Roboto"/>
-          <w:rtl w:val="0"/>
-        </w:rPr>
-        <w:t xml:space="preserve">Experience developing for real-time systems and in performance-constrained environments</w:t>
+        <w:spacing w:before="120" w:line="240" w:lineRule="auto"/>
+        <w:ind w:left="720" w:right="0" w:hanging="360"/>
+        <w:rPr>
+          <w:rFonts w:ascii="Noto Sans" w:cs="Noto Sans" w:eastAsia="Noto Sans" w:hAnsi="Noto Sans"/>
+        </w:rPr>
+      </w:pPr>
+      <w:r>
+        <w:rPr>
+          <w:rFonts w:ascii="Noto Sans" w:cs="Noto Sans" w:eastAsia="Noto Sans" w:hAnsi="Noto Sans"/>
+          <w:rtl w:val="0"/>
+        </w:rPr>
+        <w:t xml:space="preserve">Front-end web development with pure JS, CSS and HTML as well as using JavaScript frameworks (primarily Google’s Flutter)</w:t>
       </w:r>
       <w:r>
         <w:rPr>
@@ -854,19 +960,48 @@
         <w:pStyle w:val="Heading1"/>
         <w:keepNext w:val="0"/>
         <w:keepLines w:val="0"/>
-        <w:spacing w:after="0" w:before="200" w:lineRule="auto"/>
-        <w:ind w:right="-1800"/>
-        <w:rPr>
-          <w:rFonts w:ascii="Roboto Mono SemiBold" w:cs="Roboto Mono SemiBold" w:eastAsia="Roboto Mono SemiBold" w:hAnsi="Roboto Mono SemiBold"/>
-          <w:b w:val="0"/>
-        </w:rPr>
-      </w:pPr>
-      <w:bookmarkStart w:colFirst="0" w:colLast="0" w:name="_dyots79h7ixj" w:id="9"/>
-      <w:bookmarkEnd w:id="9"/>
-      <w:r>
-        <w:rPr>
-          <w:rFonts w:ascii="Roboto Mono SemiBold" w:cs="Roboto Mono SemiBold" w:eastAsia="Roboto Mono SemiBold" w:hAnsi="Roboto Mono SemiBold"/>
-          <w:b w:val="0"/>
+        <w:spacing w:after="0" w:before="200" w:line="240" w:lineRule="auto"/>
+        <w:ind w:left="0" w:right="0" w:firstLine="0"/>
+        <w:rPr>
+          <w:rFonts w:ascii="JetBrains Mono" w:cs="JetBrains Mono" w:eastAsia="JetBrains Mono" w:hAnsi="JetBrains Mono"/>
+          <w:b w:val="1"/>
+        </w:rPr>
+      </w:pPr>
+      <w:bookmarkStart w:colFirst="0" w:colLast="0" w:name="_xa4khn5qyllz" w:id="12"/>
+      <w:bookmarkEnd w:id="12"/>
+      <w:r>
+        <w:pict>
+          <v:rect style="width:0.0pt;height:1.5pt" o:hr="t" o:hrstd="t" o:hralign="center" fillcolor="#A0A0A0" stroked="f"/>
+        </w:pict>
+      </w:r>
+      <w:r>
+        <w:rPr>
+          <w:rtl w:val="0"/>
+        </w:rPr>
+      </w:r>
+    </w:p>
+    <w:p>
+      <w:pPr>
+        <w:pStyle w:val="Heading1"/>
+        <w:keepNext w:val="0"/>
+        <w:keepLines w:val="0"/>
+        <w:spacing w:after="0" w:before="200" w:line="240" w:lineRule="auto"/>
+        <w:ind w:left="0" w:right="0" w:firstLine="0"/>
+        <w:rPr>
+          <w:rFonts w:ascii="JetBrains Mono" w:cs="JetBrains Mono" w:eastAsia="JetBrains Mono" w:hAnsi="JetBrains Mono"/>
+          <w:b w:val="1"/>
+          <w:sz w:val="28"/>
+          <w:szCs w:val="28"/>
+        </w:rPr>
+      </w:pPr>
+      <w:bookmarkStart w:colFirst="0" w:colLast="0" w:name="_dyots79h7ixj" w:id="13"/>
+      <w:bookmarkEnd w:id="13"/>
+      <w:r>
+        <w:rPr>
+          <w:rFonts w:ascii="JetBrains Mono" w:cs="JetBrains Mono" w:eastAsia="JetBrains Mono" w:hAnsi="JetBrains Mono"/>
+          <w:b w:val="1"/>
+          <w:sz w:val="28"/>
+          <w:szCs w:val="28"/>
           <w:rtl w:val="0"/>
         </w:rPr>
         <w:t xml:space="preserve">Relevant Interests</w:t>
@@ -878,19 +1013,18 @@
           <w:ilvl w:val="0"/>
           <w:numId w:val="3"/>
         </w:numPr>
-        <w:spacing w:after="0" w:afterAutospacing="0"/>
-        <w:ind w:left="720" w:right="-1800" w:hanging="360"/>
-        <w:rPr>
-          <w:rFonts w:ascii="Roboto" w:cs="Roboto" w:eastAsia="Roboto" w:hAnsi="Roboto"/>
-          <w:u w:val="none"/>
-        </w:rPr>
-      </w:pPr>
-      <w:r>
-        <w:rPr>
-          <w:rFonts w:ascii="Roboto" w:cs="Roboto" w:eastAsia="Roboto" w:hAnsi="Roboto"/>
-          <w:rtl w:val="0"/>
-        </w:rPr>
-        <w:t xml:space="preserve">Hobbyist electronics, with projects ranging from simple digital logic circuits to experience with projects involving single board computers. </w:t>
+        <w:spacing w:before="120" w:line="240" w:lineRule="auto"/>
+        <w:ind w:left="720" w:right="0" w:hanging="360"/>
+        <w:rPr>
+          <w:rFonts w:ascii="Noto Sans" w:cs="Noto Sans" w:eastAsia="Noto Sans" w:hAnsi="Noto Sans"/>
+        </w:rPr>
+      </w:pPr>
+      <w:r>
+        <w:rPr>
+          <w:rFonts w:ascii="Noto Sans" w:cs="Noto Sans" w:eastAsia="Noto Sans" w:hAnsi="Noto Sans"/>
+          <w:rtl w:val="0"/>
+        </w:rPr>
+        <w:t xml:space="preserve">Enthusiast high-performance personal computing hardware including advanced overclocking and performance tweaking. </w:t>
       </w:r>
     </w:p>
     <w:p>
@@ -899,75 +1033,70 @@
           <w:ilvl w:val="0"/>
           <w:numId w:val="3"/>
         </w:numPr>
-        <w:spacing w:before="0" w:beforeAutospacing="0"/>
-        <w:ind w:left="720" w:right="-1800" w:hanging="360"/>
-        <w:rPr>
-          <w:rFonts w:ascii="Roboto" w:cs="Roboto" w:eastAsia="Roboto" w:hAnsi="Roboto"/>
-          <w:u w:val="none"/>
-        </w:rPr>
-      </w:pPr>
-      <w:r>
-        <w:rPr>
-          <w:rFonts w:ascii="Roboto" w:cs="Roboto" w:eastAsia="Roboto" w:hAnsi="Roboto"/>
-          <w:rtl w:val="0"/>
-        </w:rPr>
-        <w:t xml:space="preserve">Co-founder and committee member of the University of Southampton’s Powerlifting sports club. Taking the team to British University Championships (BUCS) for the first time. </w:t>
+        <w:spacing w:after="0" w:before="120" w:line="240" w:lineRule="auto"/>
+        <w:ind w:left="720" w:right="0" w:hanging="360"/>
+        <w:rPr>
+          <w:rFonts w:ascii="Noto Sans" w:cs="Noto Sans" w:eastAsia="Noto Sans" w:hAnsi="Noto Sans"/>
+        </w:rPr>
+      </w:pPr>
+      <w:r>
+        <w:rPr>
+          <w:rFonts w:ascii="Noto Sans" w:cs="Noto Sans" w:eastAsia="Noto Sans" w:hAnsi="Noto Sans"/>
+          <w:rtl w:val="0"/>
+        </w:rPr>
+        <w:t xml:space="preserve">“HomeLab” style local server hosting for personal use tying in with actual web hosting such as for my personal site. </w:t>
+      </w:r>
+    </w:p>
+    <w:p>
+      <w:pPr>
+        <w:numPr>
+          <w:ilvl w:val="0"/>
+          <w:numId w:val="3"/>
+        </w:numPr>
+        <w:spacing w:after="0" w:before="120" w:line="240" w:lineRule="auto"/>
+        <w:ind w:left="720" w:right="0" w:hanging="360"/>
+        <w:rPr>
+          <w:rFonts w:ascii="Noto Sans" w:cs="Noto Sans" w:eastAsia="Noto Sans" w:hAnsi="Noto Sans"/>
+        </w:rPr>
+      </w:pPr>
+      <w:r>
+        <w:rPr>
+          <w:rFonts w:ascii="Noto Sans" w:cs="Noto Sans" w:eastAsia="Noto Sans" w:hAnsi="Noto Sans"/>
+          <w:rtl w:val="0"/>
+        </w:rPr>
+        <w:t xml:space="preserve">Raspberry Pi for robotics, electronics and server hosting projects. </w:t>
+      </w:r>
+    </w:p>
+    <w:p>
+      <w:pPr>
+        <w:numPr>
+          <w:ilvl w:val="0"/>
+          <w:numId w:val="3"/>
+        </w:numPr>
+        <w:spacing w:before="120" w:line="240" w:lineRule="auto"/>
+        <w:ind w:left="720" w:right="0" w:hanging="360"/>
+        <w:rPr>
+          <w:rFonts w:ascii="Noto Sans" w:cs="Noto Sans" w:eastAsia="Noto Sans" w:hAnsi="Noto Sans"/>
+        </w:rPr>
+      </w:pPr>
+      <w:r>
+        <w:rPr>
+          <w:rFonts w:ascii="Noto Sans" w:cs="Noto Sans" w:eastAsia="Noto Sans" w:hAnsi="Noto Sans"/>
+          <w:rtl w:val="0"/>
+        </w:rPr>
+        <w:t xml:space="preserve">Co-founder and committee member of the University of Southampton’s Powerlifting sports club. Helping to bring the team to, as well as personally competing in, the British Universities and Colleges Sport (BUCS) Powerlifting National Championships 2023. </w:t>
       </w:r>
     </w:p>
     <w:sectPr>
       <w:type w:val="continuous"/>
       <w:pgSz w:h="15840" w:w="12240" w:orient="portrait"/>
-      <w:pgMar w:bottom="720" w:top="720" w:left="1440" w:right="3240" w:header="0" w:footer="720"/>
+      <w:pgMar w:bottom="720" w:top="720" w:left="720" w:right="720" w:header="0" w:footer="720"/>
+      <w:cols w:equalWidth="0" w:num="1">
+        <w:col w:space="0" w:w="10800"/>
+      </w:cols>
     </w:sectPr>
   </w:body>
 </w:document>
-</file>
-
-<file path=word/header1.xml><?xml version="1.0" encoding="utf-8"?>
-<w:hdr xmlns:mc="http://schemas.openxmlformats.org/markup-compatibility/2006" xmlns:o="urn:schemas-microsoft-com:office:office" xmlns:r="http://schemas.openxmlformats.org/officeDocument/2006/relationships" xmlns:m="http://schemas.openxmlformats.org/officeDocument/2006/math" xmlns:v="urn:schemas-microsoft-com:vml" xmlns:wp="http://schemas.openxmlformats.org/drawingml/2006/wordprocessingDrawing" xmlns:w10="urn:schemas-microsoft-com:office:word" xmlns:w="http://schemas.openxmlformats.org/wordprocessingml/2006/main" xmlns:wne="http://schemas.microsoft.com/office/word/2006/wordml" xmlns:sl="http://schemas.openxmlformats.org/schemaLibrary/2006/main" xmlns:a="http://schemas.openxmlformats.org/drawingml/2006/main" xmlns:pic="http://schemas.openxmlformats.org/drawingml/2006/picture" xmlns:c="http://schemas.openxmlformats.org/drawingml/2006/chart" xmlns:lc="http://schemas.openxmlformats.org/drawingml/2006/lockedCanvas" xmlns:dgm="http://schemas.openxmlformats.org/drawingml/2006/diagram" xmlns:wps="http://schemas.microsoft.com/office/word/2010/wordprocessingShape" xmlns:wpg="http://schemas.microsoft.com/office/word/2010/wordprocessingGroup" xmlns:w14="http://schemas.microsoft.com/office/word/2010/wordml" xmlns:w15="http://schemas.microsoft.com/office/word/2012/wordml">
-  <w:p>
-    <w:pPr>
-      <w:pageBreakBefore w:val="0"/>
-      <w:pBdr>
-        <w:top w:space="0" w:sz="0" w:val="nil"/>
-        <w:left w:space="0" w:sz="0" w:val="nil"/>
-        <w:bottom w:space="0" w:sz="0" w:val="nil"/>
-        <w:right w:space="0" w:sz="0" w:val="nil"/>
-        <w:between w:space="0" w:sz="0" w:val="nil"/>
-      </w:pBdr>
-      <w:shd w:fill="auto" w:val="clear"/>
-      <w:spacing w:before="400" w:line="288" w:lineRule="auto"/>
-      <w:rPr>
-        <w:rFonts w:ascii="Proxima Nova" w:cs="Proxima Nova" w:eastAsia="Proxima Nova" w:hAnsi="Proxima Nova"/>
-      </w:rPr>
-    </w:pPr>
-    <w:r>
-      <w:rPr>
-        <w:rtl w:val="0"/>
-      </w:rPr>
-    </w:r>
-  </w:p>
-  <w:p>
-    <w:pPr>
-      <w:pageBreakBefore w:val="0"/>
-      <w:pBdr>
-        <w:top w:space="0" w:sz="0" w:val="nil"/>
-        <w:left w:space="0" w:sz="0" w:val="nil"/>
-        <w:bottom w:space="0" w:sz="0" w:val="nil"/>
-        <w:right w:space="0" w:sz="0" w:val="nil"/>
-        <w:between w:space="0" w:sz="0" w:val="nil"/>
-      </w:pBdr>
-      <w:shd w:fill="auto" w:val="clear"/>
-      <w:spacing w:line="240" w:lineRule="auto"/>
-      <w:rPr/>
-    </w:pPr>
-    <w:r>
-      <w:rPr>
-        <w:rtl w:val="0"/>
-      </w:rPr>
-    </w:r>
-  </w:p>
-</w:hdr>
 </file>
 
 <file path=word/numbering.xml><?xml version="1.0" encoding="utf-8"?>
@@ -1432,15 +1561,15 @@
   <w:docDefaults>
     <w:rPrDefault>
       <w:rPr>
-        <w:rFonts w:ascii="Proxima Nova" w:cs="Proxima Nova" w:eastAsia="Proxima Nova" w:hAnsi="Proxima Nova"/>
-        <w:sz w:val="22"/>
-        <w:szCs w:val="22"/>
+        <w:rFonts w:ascii="JetBrains Mono" w:cs="JetBrains Mono" w:eastAsia="JetBrains Mono" w:hAnsi="JetBrains Mono"/>
+        <w:sz w:val="24"/>
+        <w:szCs w:val="24"/>
         <w:lang w:val="en_GB"/>
       </w:rPr>
     </w:rPrDefault>
     <w:pPrDefault>
       <w:pPr>
-        <w:spacing w:before="80" w:line="288" w:lineRule="auto"/>
+        <w:spacing w:before="80" w:lineRule="auto"/>
       </w:pPr>
     </w:pPrDefault>
   </w:docDefaults>
@@ -1457,15 +1586,14 @@
     <w:pPr>
       <w:keepNext w:val="1"/>
       <w:keepLines w:val="1"/>
-      <w:pageBreakBefore w:val="0"/>
-      <w:spacing w:after="200" w:before="480" w:line="240" w:lineRule="auto"/>
+      <w:spacing w:before="0" w:line="240" w:lineRule="auto"/>
+      <w:ind w:right="-1800"/>
     </w:pPr>
     <w:rPr>
-      <w:rFonts w:ascii="Proxima Nova" w:cs="Proxima Nova" w:eastAsia="Proxima Nova" w:hAnsi="Proxima Nova"/>
-      <w:b w:val="1"/>
-      <w:color w:val="00ab44"/>
-      <w:sz w:val="28"/>
-      <w:szCs w:val="28"/>
+      <w:rFonts w:ascii="JetBrains Mono SemiBold" w:cs="JetBrains Mono SemiBold" w:eastAsia="JetBrains Mono SemiBold" w:hAnsi="JetBrains Mono SemiBold"/>
+      <w:color w:val="0b5394"/>
+      <w:sz w:val="24"/>
+      <w:szCs w:val="24"/>
     </w:rPr>
   </w:style>
   <w:style w:type="paragraph" w:styleId="Heading2">
@@ -1475,15 +1603,13 @@
     <w:pPr>
       <w:keepNext w:val="1"/>
       <w:keepLines w:val="1"/>
-      <w:pageBreakBefore w:val="0"/>
-      <w:spacing w:before="200" w:line="240" w:lineRule="auto"/>
+      <w:spacing w:before="0" w:lineRule="auto"/>
     </w:pPr>
     <w:rPr>
-      <w:rFonts w:ascii="Proxima Nova" w:cs="Proxima Nova" w:eastAsia="Proxima Nova" w:hAnsi="Proxima Nova"/>
-      <w:b w:val="1"/>
-      <w:color w:val="353744"/>
-      <w:sz w:val="24"/>
-      <w:szCs w:val="24"/>
+      <w:i w:val="1"/>
+      <w:color w:val="434343"/>
+      <w:sz w:val="20"/>
+      <w:szCs w:val="20"/>
     </w:rPr>
   </w:style>
   <w:style w:type="paragraph" w:styleId="Heading3">
@@ -1562,11 +1688,12 @@
     <w:pPr>
       <w:keepNext w:val="1"/>
       <w:keepLines w:val="1"/>
-      <w:pageBreakBefore w:val="0"/>
-      <w:spacing w:before="120" w:line="240" w:lineRule="auto"/>
+      <w:spacing w:before="0" w:line="240" w:lineRule="auto"/>
+      <w:ind w:right="-1800"/>
+      <w:jc w:val="right"/>
     </w:pPr>
     <w:rPr>
-      <w:rFonts w:ascii="Proxima Nova" w:cs="Proxima Nova" w:eastAsia="Proxima Nova" w:hAnsi="Proxima Nova"/>
+      <w:rFonts w:ascii="JetBrains Mono ExtraBold" w:cs="JetBrains Mono ExtraBold" w:eastAsia="JetBrains Mono ExtraBold" w:hAnsi="JetBrains Mono ExtraBold"/>
       <w:color w:val="353744"/>
       <w:sz w:val="60"/>
       <w:szCs w:val="60"/>
@@ -1579,13 +1706,15 @@
     <w:pPr>
       <w:keepNext w:val="1"/>
       <w:keepLines w:val="1"/>
-      <w:pageBreakBefore w:val="0"/>
       <w:spacing w:before="0" w:line="240" w:lineRule="auto"/>
+      <w:ind w:right="-1800"/>
     </w:pPr>
     <w:rPr>
-      <w:color w:val="00ab44"/>
-      <w:sz w:val="36"/>
-      <w:szCs w:val="36"/>
+      <w:rFonts w:ascii="JetBrains Mono" w:cs="JetBrains Mono" w:eastAsia="JetBrains Mono" w:hAnsi="JetBrains Mono"/>
+      <w:b w:val="1"/>
+      <w:color w:val="0b5394"/>
+      <w:sz w:val="28"/>
+      <w:szCs w:val="28"/>
     </w:rPr>
   </w:style>
 </w:styles>
